--- a/swh/docx/022.content.docx
+++ b/swh/docx/022.content.docx
@@ -345,18 +345,12 @@
           <w:lang w:val="sw_KE" w:bidi="sw_KE"/>
         </w:rPr>
       </w:r>
-      <w:hyperlink r:id="rId13">
-        <w:r>
-          <w:rPr>
-            <w:lang w:val="sw_KE" w:bidi="sw_KE"/>
-          </w:rPr>
-          <w:rPr>
-            <w:color w:val="0000EE"/>
-            <w:u w:val="single"/>
-          </w:rPr>
-          <w:t>Esta 1:9–11</w:t>
-        </w:r>
-      </w:hyperlink>
+      <w:r>
+        <w:rPr>
+          <w:lang w:val="sw_KE" w:bidi="sw_KE"/>
+        </w:rPr>
+        <w:t>Esta 1:9–11</w:t>
+      </w:r>
     </w:p>
     <w:p>
       <w:pPr>
@@ -369,18 +363,12 @@
           <w:lang w:val="sw_KE" w:bidi="sw_KE"/>
         </w:rPr>
       </w:r>
-      <w:hyperlink r:id="rId14">
-        <w:r>
-          <w:rPr>
-            <w:lang w:val="sw_KE" w:bidi="sw_KE"/>
-          </w:rPr>
-          <w:rPr>
-            <w:color w:val="0000EE"/>
-            <w:u w:val="single"/>
-          </w:rPr>
-          <w:t>Esta 2:1–2</w:t>
-        </w:r>
-      </w:hyperlink>
+      <w:r>
+        <w:rPr>
+          <w:lang w:val="sw_KE" w:bidi="sw_KE"/>
+        </w:rPr>
+        <w:t>Esta 2:1–2</w:t>
+      </w:r>
     </w:p>
     <w:p>
       <w:pPr>
@@ -393,18 +381,12 @@
           <w:lang w:val="sw_KE" w:bidi="sw_KE"/>
         </w:rPr>
       </w:r>
-      <w:hyperlink r:id="rId15">
-        <w:r>
-          <w:rPr>
-            <w:lang w:val="sw_KE" w:bidi="sw_KE"/>
-          </w:rPr>
-          <w:rPr>
-            <w:color w:val="0000EE"/>
-            <w:u w:val="single"/>
-          </w:rPr>
-          <w:t>Esta 2:17–18</w:t>
-        </w:r>
-      </w:hyperlink>
+      <w:r>
+        <w:rPr>
+          <w:lang w:val="sw_KE" w:bidi="sw_KE"/>
+        </w:rPr>
+        <w:t>Esta 2:17–18</w:t>
+      </w:r>
     </w:p>
     <w:p>
       <w:pPr>
@@ -722,18 +704,12 @@
           <w:lang w:val="sw_KE" w:bidi="sw_KE"/>
         </w:rPr>
       </w:r>
-      <w:hyperlink r:id="rId16">
-        <w:r>
-          <w:rPr>
-            <w:lang w:val="sw_KE" w:bidi="sw_KE"/>
-          </w:rPr>
-          <w:rPr>
-            <w:color w:val="0000EE"/>
-            <w:u w:val="single"/>
-          </w:rPr>
-          <w:t>Kutoka 16:22–23</w:t>
-        </w:r>
-      </w:hyperlink>
+      <w:r>
+        <w:rPr>
+          <w:lang w:val="sw_KE" w:bidi="sw_KE"/>
+        </w:rPr>
+        <w:t>Kutoka 16:22–23</w:t>
+      </w:r>
     </w:p>
     <w:p>
       <w:pPr>
@@ -746,18 +722,12 @@
           <w:lang w:val="sw_KE" w:bidi="sw_KE"/>
         </w:rPr>
       </w:r>
-      <w:hyperlink r:id="rId17">
-        <w:r>
-          <w:rPr>
-            <w:lang w:val="sw_KE" w:bidi="sw_KE"/>
-          </w:rPr>
-          <w:rPr>
-            <w:color w:val="0000EE"/>
-            <w:u w:val="single"/>
-          </w:rPr>
-          <w:t>Yohana 2:19</w:t>
-        </w:r>
-      </w:hyperlink>
+      <w:r>
+        <w:rPr>
+          <w:lang w:val="sw_KE" w:bidi="sw_KE"/>
+        </w:rPr>
+        <w:t>Yohana 2:19</w:t>
+      </w:r>
     </w:p>
     <w:p>
       <w:pPr>
@@ -770,18 +740,12 @@
           <w:lang w:val="sw_KE" w:bidi="sw_KE"/>
         </w:rPr>
       </w:r>
-      <w:hyperlink r:id="rId18">
-        <w:r>
-          <w:rPr>
-            <w:lang w:val="sw_KE" w:bidi="sw_KE"/>
-          </w:rPr>
-          <w:rPr>
-            <w:color w:val="0000EE"/>
-            <w:u w:val="single"/>
-          </w:rPr>
-          <w:t>Yohana 5:10–11</w:t>
-        </w:r>
-      </w:hyperlink>
+      <w:r>
+        <w:rPr>
+          <w:lang w:val="sw_KE" w:bidi="sw_KE"/>
+        </w:rPr>
+        <w:t>Yohana 5:10–11</w:t>
+      </w:r>
     </w:p>
     <w:p>
       <w:pPr>
@@ -794,18 +758,12 @@
           <w:lang w:val="sw_KE" w:bidi="sw_KE"/>
         </w:rPr>
       </w:r>
-      <w:hyperlink r:id="rId19">
-        <w:r>
-          <w:rPr>
-            <w:lang w:val="sw_KE" w:bidi="sw_KE"/>
-          </w:rPr>
-          <w:rPr>
-            <w:color w:val="0000EE"/>
-            <w:u w:val="single"/>
-          </w:rPr>
-          <w:t>Yohana 5:16</w:t>
-        </w:r>
-      </w:hyperlink>
+      <w:r>
+        <w:rPr>
+          <w:lang w:val="sw_KE" w:bidi="sw_KE"/>
+        </w:rPr>
+        <w:t>Yohana 5:16</w:t>
+      </w:r>
     </w:p>
     <w:p>
       <w:pPr>
@@ -818,18 +776,12 @@
           <w:lang w:val="sw_KE" w:bidi="sw_KE"/>
         </w:rPr>
       </w:r>
-      <w:hyperlink r:id="rId20">
-        <w:r>
-          <w:rPr>
-            <w:lang w:val="sw_KE" w:bidi="sw_KE"/>
-          </w:rPr>
-          <w:rPr>
-            <w:color w:val="0000EE"/>
-            <w:u w:val="single"/>
-          </w:rPr>
-          <w:t>Luka 19:47–48</w:t>
-        </w:r>
-      </w:hyperlink>
+      <w:r>
+        <w:rPr>
+          <w:lang w:val="sw_KE" w:bidi="sw_KE"/>
+        </w:rPr>
+        <w:t>Luka 19:47–48</w:t>
+      </w:r>
     </w:p>
     <w:p>
       <w:pPr>
@@ -1447,18 +1399,12 @@
           <w:lang w:val="sw_KE" w:bidi="sw_KE"/>
         </w:rPr>
       </w:r>
-      <w:hyperlink r:id="rId21">
-        <w:r>
-          <w:rPr>
-            <w:lang w:val="sw_KE" w:bidi="sw_KE"/>
-          </w:rPr>
-          <w:rPr>
-            <w:color w:val="0000EE"/>
-            <w:u w:val="single"/>
-          </w:rPr>
-          <w:t>1 Petro 1:13</w:t>
-        </w:r>
-      </w:hyperlink>
+      <w:r>
+        <w:rPr>
+          <w:lang w:val="sw_KE" w:bidi="sw_KE"/>
+        </w:rPr>
+        <w:t>1 Petro 1:13</w:t>
+      </w:r>
     </w:p>
     <w:p>
       <w:pPr>
@@ -1471,18 +1417,12 @@
           <w:lang w:val="sw_KE" w:bidi="sw_KE"/>
         </w:rPr>
       </w:r>
-      <w:hyperlink r:id="rId22">
-        <w:r>
-          <w:rPr>
-            <w:lang w:val="sw_KE" w:bidi="sw_KE"/>
-          </w:rPr>
-          <w:rPr>
-            <w:color w:val="0000EE"/>
-            <w:u w:val="single"/>
-          </w:rPr>
-          <w:t>2 Mambo ya Nyakati 6:9</w:t>
-        </w:r>
-      </w:hyperlink>
+      <w:r>
+        <w:rPr>
+          <w:lang w:val="sw_KE" w:bidi="sw_KE"/>
+        </w:rPr>
+        <w:t>2 Mambo ya Nyakati 6:9</w:t>
+      </w:r>
     </w:p>
     <w:p>
       <w:pPr>
@@ -1495,18 +1435,12 @@
           <w:lang w:val="sw_KE" w:bidi="sw_KE"/>
         </w:rPr>
       </w:r>
-      <w:hyperlink r:id="rId23">
-        <w:r>
-          <w:rPr>
-            <w:lang w:val="sw_KE" w:bidi="sw_KE"/>
-          </w:rPr>
-          <w:rPr>
-            <w:color w:val="0000EE"/>
-            <w:u w:val="single"/>
-          </w:rPr>
-          <w:t>Kumbukumbu la Torati 33:11</w:t>
-        </w:r>
-      </w:hyperlink>
+      <w:r>
+        <w:rPr>
+          <w:lang w:val="sw_KE" w:bidi="sw_KE"/>
+        </w:rPr>
+        <w:t>Kumbukumbu la Torati 33:11</w:t>
+      </w:r>
     </w:p>
     <w:p>
       <w:pPr>
@@ -1519,18 +1453,12 @@
           <w:lang w:val="sw_KE" w:bidi="sw_KE"/>
         </w:rPr>
       </w:r>
-      <w:hyperlink r:id="rId24">
-        <w:r>
-          <w:rPr>
-            <w:lang w:val="sw_KE" w:bidi="sw_KE"/>
-          </w:rPr>
-          <w:rPr>
-            <w:color w:val="0000EE"/>
-            <w:u w:val="single"/>
-          </w:rPr>
-          <w:t>Mwanzo 37:34</w:t>
-        </w:r>
-      </w:hyperlink>
+      <w:r>
+        <w:rPr>
+          <w:lang w:val="sw_KE" w:bidi="sw_KE"/>
+        </w:rPr>
+        <w:t>Mwanzo 37:34</w:t>
+      </w:r>
     </w:p>
     <w:p>
       <w:pPr>
@@ -1543,18 +1471,12 @@
           <w:lang w:val="sw_KE" w:bidi="sw_KE"/>
         </w:rPr>
       </w:r>
-      <w:hyperlink r:id="rId25">
-        <w:r>
-          <w:rPr>
-            <w:lang w:val="sw_KE" w:bidi="sw_KE"/>
-          </w:rPr>
-          <w:rPr>
-            <w:color w:val="0000EE"/>
-            <w:u w:val="single"/>
-          </w:rPr>
-          <w:t>Ayubu 15:27</w:t>
-        </w:r>
-      </w:hyperlink>
+      <w:r>
+        <w:rPr>
+          <w:lang w:val="sw_KE" w:bidi="sw_KE"/>
+        </w:rPr>
+        <w:t>Ayubu 15:27</w:t>
+      </w:r>
     </w:p>
     <w:p>
       <w:pPr>
@@ -1852,18 +1774,12 @@
           <w:lang w:val="sw_KE" w:bidi="sw_KE"/>
         </w:rPr>
       </w:r>
-      <w:hyperlink r:id="rId26">
-        <w:r>
-          <w:rPr>
-            <w:lang w:val="sw_KE" w:bidi="sw_KE"/>
-          </w:rPr>
-          <w:rPr>
-            <w:color w:val="0000EE"/>
-            <w:u w:val="single"/>
-          </w:rPr>
-          <w:t>2 Timotheo 2:11–13</w:t>
-        </w:r>
-      </w:hyperlink>
+      <w:r>
+        <w:rPr>
+          <w:lang w:val="sw_KE" w:bidi="sw_KE"/>
+        </w:rPr>
+        <w:t>2 Timotheo 2:11–13</w:t>
+      </w:r>
     </w:p>
     <w:p>
       <w:pPr>
@@ -1876,18 +1792,12 @@
           <w:lang w:val="sw_KE" w:bidi="sw_KE"/>
         </w:rPr>
       </w:r>
-      <w:hyperlink r:id="rId27">
-        <w:r>
-          <w:rPr>
-            <w:lang w:val="sw_KE" w:bidi="sw_KE"/>
-          </w:rPr>
-          <w:rPr>
-            <w:color w:val="0000EE"/>
-            <w:u w:val="single"/>
-          </w:rPr>
-          <w:t>Yakobo 1:3</w:t>
-        </w:r>
-      </w:hyperlink>
+      <w:r>
+        <w:rPr>
+          <w:lang w:val="sw_KE" w:bidi="sw_KE"/>
+        </w:rPr>
+        <w:t>Yakobo 1:3</w:t>
+      </w:r>
     </w:p>
     <w:p>
       <w:pPr>
@@ -1900,18 +1810,12 @@
           <w:lang w:val="sw_KE" w:bidi="sw_KE"/>
         </w:rPr>
       </w:r>
-      <w:hyperlink r:id="rId28">
-        <w:r>
-          <w:rPr>
-            <w:lang w:val="sw_KE" w:bidi="sw_KE"/>
-          </w:rPr>
-          <w:rPr>
-            <w:color w:val="0000EE"/>
-            <w:u w:val="single"/>
-          </w:rPr>
-          <w:t>Yakobo 1:12</w:t>
-        </w:r>
-      </w:hyperlink>
+      <w:r>
+        <w:rPr>
+          <w:lang w:val="sw_KE" w:bidi="sw_KE"/>
+        </w:rPr>
+        <w:t>Yakobo 1:12</w:t>
+      </w:r>
     </w:p>
     <w:p>
       <w:pPr>
@@ -1924,18 +1828,12 @@
           <w:lang w:val="sw_KE" w:bidi="sw_KE"/>
         </w:rPr>
       </w:r>
-      <w:hyperlink r:id="rId29">
-        <w:r>
-          <w:rPr>
-            <w:lang w:val="sw_KE" w:bidi="sw_KE"/>
-          </w:rPr>
-          <w:rPr>
-            <w:color w:val="0000EE"/>
-            <w:u w:val="single"/>
-          </w:rPr>
-          <w:t>Luka 21:19</w:t>
-        </w:r>
-      </w:hyperlink>
+      <w:r>
+        <w:rPr>
+          <w:lang w:val="sw_KE" w:bidi="sw_KE"/>
+        </w:rPr>
+        <w:t>Luka 21:19</w:t>
+      </w:r>
     </w:p>
     <w:p>
       <w:pPr>
@@ -1948,18 +1846,12 @@
           <w:lang w:val="sw_KE" w:bidi="sw_KE"/>
         </w:rPr>
       </w:r>
-      <w:hyperlink r:id="rId30">
-        <w:r>
-          <w:rPr>
-            <w:lang w:val="sw_KE" w:bidi="sw_KE"/>
-          </w:rPr>
-          <w:rPr>
-            <w:color w:val="0000EE"/>
-            <w:u w:val="single"/>
-          </w:rPr>
-          <w:t>Mathayo 13:21</w:t>
-        </w:r>
-      </w:hyperlink>
+      <w:r>
+        <w:rPr>
+          <w:lang w:val="sw_KE" w:bidi="sw_KE"/>
+        </w:rPr>
+        <w:t>Mathayo 13:21</w:t>
+      </w:r>
     </w:p>
     <w:p>
       <w:pPr>
@@ -1972,18 +1864,12 @@
           <w:lang w:val="sw_KE" w:bidi="sw_KE"/>
         </w:rPr>
       </w:r>
-      <w:hyperlink r:id="rId31">
-        <w:r>
-          <w:rPr>
-            <w:lang w:val="sw_KE" w:bidi="sw_KE"/>
-          </w:rPr>
-          <w:rPr>
-            <w:color w:val="0000EE"/>
-            <w:u w:val="single"/>
-          </w:rPr>
-          <w:t>Ufunuo 1:9</w:t>
-        </w:r>
-      </w:hyperlink>
+      <w:r>
+        <w:rPr>
+          <w:lang w:val="sw_KE" w:bidi="sw_KE"/>
+        </w:rPr>
+        <w:t>Ufunuo 1:9</w:t>
+      </w:r>
     </w:p>
     <w:p>
       <w:pPr>
@@ -1996,18 +1882,12 @@
           <w:lang w:val="sw_KE" w:bidi="sw_KE"/>
         </w:rPr>
       </w:r>
-      <w:hyperlink r:id="rId32">
-        <w:r>
-          <w:rPr>
-            <w:lang w:val="sw_KE" w:bidi="sw_KE"/>
-          </w:rPr>
-          <w:rPr>
-            <w:color w:val="0000EE"/>
-            <w:u w:val="single"/>
-          </w:rPr>
-          <w:t>Warumi 5:3–5</w:t>
-        </w:r>
-      </w:hyperlink>
+      <w:r>
+        <w:rPr>
+          <w:lang w:val="sw_KE" w:bidi="sw_KE"/>
+        </w:rPr>
+        <w:t>Warumi 5:3–5</w:t>
+      </w:r>
     </w:p>
     <w:p>
       <w:pPr>

--- a/swh/docx/022.content.docx
+++ b/swh/docx/022.content.docx
@@ -1362,19 +1362,7 @@
         <w:rPr>
           <w:lang w:val="sw_KE" w:bidi="sw_KE"/>
         </w:rPr>
-        <w:t xml:space="preserve">, </w:t>
-      </w:r>
-      <w:r>
-        <w:rPr>
-          <w:lang w:val="sw_KE" w:bidi="sw_KE"/>
-        </w:rPr>
-        <w:t>watoto</w:t>
-      </w:r>
-      <w:r>
-        <w:rPr>
-          <w:lang w:val="sw_KE" w:bidi="sw_KE"/>
-        </w:rPr>
-        <w:t>)</w:t>
+        <w:t>, watoto)</w:t>
       </w:r>
     </w:p>
     <w:p>
@@ -1737,19 +1725,7 @@
         <w:rPr>
           <w:lang w:val="sw_KE" w:bidi="sw_KE"/>
         </w:rPr>
-        <w:t xml:space="preserve">(Tazama pia: </w:t>
-      </w:r>
-      <w:r>
-        <w:rPr>
-          <w:lang w:val="sw_KE" w:bidi="sw_KE"/>
-        </w:rPr>
-        <w:t>vumilia</w:t>
-      </w:r>
-      <w:r>
-        <w:rPr>
-          <w:lang w:val="sw_KE" w:bidi="sw_KE"/>
-        </w:rPr>
-        <w:t>)</w:t>
+        <w:t>(Tazama pia: vumilia)</w:t>
       </w:r>
     </w:p>
     <w:p>
